--- a/Dxxx-Dub/X301-SMk.docx
+++ b/Dxxx-Dub/X301-SMk.docx
@@ -375,13 +375,49 @@
         <w:jc w:val="center"/>
         <w:rPr>
           <w:rFonts w:ascii="Gentium" w:hAnsi="Gentium" w:cs="Gentium"/>
-        </w:rPr>
-      </w:pPr>
-      <w:r>
-        <w:rPr>
-          <w:rFonts w:ascii="Gentium" w:hAnsi="Gentium" w:cs="Gentium"/>
-        </w:rPr>
-        <w:t>[Here the text abruptly stops in the middle of the page]</w:t>
+          <w:i/>
+          <w:iCs/>
+        </w:rPr>
+      </w:pPr>
+      <w:r>
+        <w:rPr>
+          <w:rFonts w:ascii="Gentium" w:hAnsi="Gentium" w:cs="Gentium"/>
+          <w:i/>
+          <w:iCs/>
+        </w:rPr>
+        <w:t>[Here</w:t>
+      </w:r>
+      <w:r>
+        <w:rPr>
+          <w:rFonts w:ascii="Gentium" w:hAnsi="Gentium" w:cs="Gentium"/>
+          <w:i/>
+          <w:iCs/>
+        </w:rPr>
+        <w:t>,</w:t>
+      </w:r>
+      <w:r>
+        <w:rPr>
+          <w:rFonts w:ascii="Gentium" w:hAnsi="Gentium" w:cs="Gentium"/>
+          <w:i/>
+          <w:iCs/>
+        </w:rPr>
+        <w:t xml:space="preserve"> the text abruptly stops in the middle of the page</w:t>
+      </w:r>
+      <w:r>
+        <w:rPr>
+          <w:rFonts w:ascii="Gentium" w:hAnsi="Gentium" w:cs="Gentium"/>
+          <w:i/>
+          <w:iCs/>
+        </w:rPr>
+        <w:t>.</w:t>
+      </w:r>
+      <w:r>
+        <w:rPr>
+          <w:rFonts w:ascii="Gentium" w:hAnsi="Gentium" w:cs="Gentium"/>
+          <w:i/>
+          <w:iCs/>
+        </w:rPr>
+        <w:t>]</w:t>
       </w:r>
     </w:p>
     <w:sectPr>
